--- a/frontend/public/inventory_template.docx
+++ b/frontend/public/inventory_template.docx
@@ -456,8 +456,6 @@
               </w:rPr>
               <w:t>{location}</w:t>
             </w:r>
-            <w:bookmarkStart w:id="1" w:name="_GoBack"/>
-            <w:bookmarkEnd w:id="1"/>
           </w:p>
         </w:tc>
       </w:tr>
@@ -478,6 +476,8 @@
       <w:r>
         <w:t>{#workstations}</w:t>
       </w:r>
+      <w:bookmarkStart w:id="1" w:name="_GoBack"/>
+      <w:bookmarkEnd w:id="1"/>
     </w:p>
     <w:tbl>
       <w:tblPr>
@@ -488,11 +488,11 @@
         <w:tblLook w:val="0600" w:firstRow="0" w:lastRow="0" w:firstColumn="0" w:lastColumn="0" w:noHBand="1" w:noVBand="1"/>
       </w:tblPr>
       <w:tblGrid>
-        <w:gridCol w:w="2695"/>
-        <w:gridCol w:w="1620"/>
+        <w:gridCol w:w="1075"/>
         <w:gridCol w:w="1530"/>
-        <w:gridCol w:w="2975"/>
-        <w:gridCol w:w="2075"/>
+        <w:gridCol w:w="1530"/>
+        <w:gridCol w:w="4500"/>
+        <w:gridCol w:w="2260"/>
       </w:tblGrid>
       <w:tr>
         <w:trPr>
@@ -502,7 +502,7 @@
         </w:trPr>
         <w:tc>
           <w:tcPr>
-            <w:tcW w:w="2695" w:type="dxa"/>
+            <w:tcW w:w="1075" w:type="dxa"/>
             <w:tcBorders>
               <w:top w:val="single" w:sz="4" w:space="0" w:color="000000"/>
               <w:left w:val="single" w:sz="4" w:space="0" w:color="000000"/>
@@ -532,7 +532,7 @@
         </w:tc>
         <w:tc>
           <w:tcPr>
-            <w:tcW w:w="1620" w:type="dxa"/>
+            <w:tcW w:w="1530" w:type="dxa"/>
             <w:tcBorders>
               <w:top w:val="single" w:sz="4" w:space="0" w:color="000000"/>
               <w:left w:val="single" w:sz="4" w:space="0" w:color="000000"/>
@@ -604,7 +604,7 @@
         </w:tc>
         <w:tc>
           <w:tcPr>
-            <w:tcW w:w="2975" w:type="dxa"/>
+            <w:tcW w:w="4500" w:type="dxa"/>
             <w:tcBorders>
               <w:top w:val="single" w:sz="6" w:space="0" w:color="000000"/>
               <w:left w:val="single" w:sz="6" w:space="0" w:color="CCCCCC"/>
@@ -640,7 +640,7 @@
         </w:tc>
         <w:tc>
           <w:tcPr>
-            <w:tcW w:w="2075" w:type="dxa"/>
+            <w:tcW w:w="2260" w:type="dxa"/>
             <w:tcBorders>
               <w:top w:val="single" w:sz="6" w:space="0" w:color="000000"/>
               <w:left w:val="single" w:sz="6" w:space="0" w:color="CCCCCC"/>
@@ -676,7 +676,7 @@
         </w:trPr>
         <w:tc>
           <w:tcPr>
-            <w:tcW w:w="2695" w:type="dxa"/>
+            <w:tcW w:w="1075" w:type="dxa"/>
             <w:tcBorders>
               <w:top w:val="single" w:sz="4" w:space="0" w:color="000000"/>
               <w:left w:val="single" w:sz="4" w:space="0" w:color="000000"/>
@@ -732,7 +732,7 @@
         </w:tc>
         <w:tc>
           <w:tcPr>
-            <w:tcW w:w="1620" w:type="dxa"/>
+            <w:tcW w:w="1530" w:type="dxa"/>
             <w:tcBorders>
               <w:top w:val="single" w:sz="4" w:space="0" w:color="000000"/>
               <w:left w:val="single" w:sz="4" w:space="0" w:color="000000"/>
@@ -840,7 +840,7 @@
         </w:tc>
         <w:tc>
           <w:tcPr>
-            <w:tcW w:w="2975" w:type="dxa"/>
+            <w:tcW w:w="4500" w:type="dxa"/>
             <w:tcBorders>
               <w:top w:val="single" w:sz="6" w:space="0" w:color="CCCCCC"/>
               <w:left w:val="single" w:sz="6" w:space="0" w:color="CCCCCC"/>
@@ -876,7 +876,7 @@
         </w:tc>
         <w:tc>
           <w:tcPr>
-            <w:tcW w:w="2075" w:type="dxa"/>
+            <w:tcW w:w="2260" w:type="dxa"/>
             <w:tcBorders>
               <w:top w:val="single" w:sz="6" w:space="0" w:color="CCCCCC"/>
               <w:left w:val="single" w:sz="6" w:space="0" w:color="CCCCCC"/>
